--- a/backend/secure-files/portfolios-docx/NMX-33.docx
+++ b/backend/secure-files/portfolios-docx/NMX-33.docx
@@ -1048,6 +1048,62 @@
         <w:t>NMX-33 planifica el entrenamiento semanal cuantificando la carga interna por el método de Foster: carga = duración (min) × esfuerzo percibido (0–10), en unidades arbitrarias, y a partir de ella la monotonía y el strain. Añade zonas de intensidad y una vista de progresión semana a semana. Complementa a NMX-11, que planifica el combustible para esa misma semana. Pertenece a la Fase 4.</w:t>
       </w:r>
     </w:p>
+    <w:p>
+      <w:pPr>
+        <w:keepNext/>
+        <w:spacing w:before="120" w:after="20"/>
+        <w:jc w:val="center"/>
+      </w:pPr>
+      <w:r>
+        <w:drawing>
+          <wp:inline xmlns:a="http://schemas.openxmlformats.org/drawingml/2006/main" xmlns:pic="http://schemas.openxmlformats.org/drawingml/2006/picture">
+            <wp:extent cx="5580000" cy="4311818"/>
+            <wp:docPr id="1" name="Picture 1"/>
+            <wp:cNvGraphicFramePr>
+              <a:graphicFrameLocks noChangeAspect="1"/>
+            </wp:cNvGraphicFramePr>
+            <a:graphic>
+              <a:graphicData uri="http://schemas.openxmlformats.org/drawingml/2006/picture">
+                <pic:pic>
+                  <pic:nvPicPr>
+                    <pic:cNvPr id="0" name="NMX-33_01_INICIO_01.png"/>
+                    <pic:cNvPicPr/>
+                  </pic:nvPicPr>
+                  <pic:blipFill>
+                    <a:blip r:embed="rId10"/>
+                    <a:stretch>
+                      <a:fillRect/>
+                    </a:stretch>
+                  </pic:blipFill>
+                  <pic:spPr>
+                    <a:xfrm>
+                      <a:off x="0" y="0"/>
+                      <a:ext cx="5580000" cy="4311818"/>
+                    </a:xfrm>
+                    <a:prstGeom prst="rect"/>
+                  </pic:spPr>
+                </pic:pic>
+              </a:graphicData>
+            </a:graphic>
+          </wp:inline>
+        </w:drawing>
+      </w:r>
+    </w:p>
+    <w:p>
+      <w:pPr>
+        <w:spacing w:before="0" w:after="160"/>
+        <w:jc w:val="center"/>
+      </w:pPr>
+      <w:r>
+        <w:rPr>
+          <w:rFonts w:ascii="Calibri" w:hAnsi="Calibri"/>
+          <w:b/>
+          <w:color w:val="45565E"/>
+          <w:sz w:val="17"/>
+        </w:rPr>
+        <w:t>Figura 1. Vista inicial (hoja INICIO).</w:t>
+      </w:r>
+    </w:p>
     <w:tbl>
       <w:tblPr>
         <w:tblW w:type="auto" w:w="0"/>
@@ -2056,6 +2112,62 @@
           <w:sz w:val="19"/>
         </w:rPr>
         <w:t>Deportista y ciclo</w:t>
+      </w:r>
+    </w:p>
+    <w:p>
+      <w:pPr>
+        <w:keepNext/>
+        <w:spacing w:before="120" w:after="20"/>
+        <w:jc w:val="center"/>
+      </w:pPr>
+      <w:r>
+        <w:drawing>
+          <wp:inline xmlns:a="http://schemas.openxmlformats.org/drawingml/2006/main" xmlns:pic="http://schemas.openxmlformats.org/drawingml/2006/picture">
+            <wp:extent cx="5580000" cy="4311818"/>
+            <wp:docPr id="2" name="Picture 2"/>
+            <wp:cNvGraphicFramePr>
+              <a:graphicFrameLocks noChangeAspect="1"/>
+            </wp:cNvGraphicFramePr>
+            <a:graphic>
+              <a:graphicData uri="http://schemas.openxmlformats.org/drawingml/2006/picture">
+                <pic:pic>
+                  <pic:nvPicPr>
+                    <pic:cNvPr id="0" name="NMX-33_09_DATOS.png"/>
+                    <pic:cNvPicPr/>
+                  </pic:nvPicPr>
+                  <pic:blipFill>
+                    <a:blip r:embed="rId11"/>
+                    <a:stretch>
+                      <a:fillRect/>
+                    </a:stretch>
+                  </pic:blipFill>
+                  <pic:spPr>
+                    <a:xfrm>
+                      <a:off x="0" y="0"/>
+                      <a:ext cx="5580000" cy="4311818"/>
+                    </a:xfrm>
+                    <a:prstGeom prst="rect"/>
+                  </pic:spPr>
+                </pic:pic>
+              </a:graphicData>
+            </a:graphic>
+          </wp:inline>
+        </w:drawing>
+      </w:r>
+    </w:p>
+    <w:p>
+      <w:pPr>
+        <w:spacing w:before="0" w:after="160"/>
+        <w:jc w:val="center"/>
+      </w:pPr>
+      <w:r>
+        <w:rPr>
+          <w:rFonts w:ascii="Calibri" w:hAnsi="Calibri"/>
+          <w:b/>
+          <w:color w:val="45565E"/>
+          <w:sz w:val="17"/>
+        </w:rPr>
+        <w:t>Figura 2. Pantalla de ingreso de datos.</w:t>
       </w:r>
     </w:p>
     <w:tbl>
@@ -3152,6 +3264,62 @@
         </w:tc>
       </w:tr>
     </w:tbl>
+    <w:p>
+      <w:pPr>
+        <w:keepNext/>
+        <w:spacing w:before="120" w:after="20"/>
+        <w:jc w:val="center"/>
+      </w:pPr>
+      <w:r>
+        <w:drawing>
+          <wp:inline xmlns:a="http://schemas.openxmlformats.org/drawingml/2006/main" xmlns:pic="http://schemas.openxmlformats.org/drawingml/2006/picture">
+            <wp:extent cx="5580000" cy="4311818"/>
+            <wp:docPr id="3" name="Picture 3"/>
+            <wp:cNvGraphicFramePr>
+              <a:graphicFrameLocks noChangeAspect="1"/>
+            </wp:cNvGraphicFramePr>
+            <a:graphic>
+              <a:graphicData uri="http://schemas.openxmlformats.org/drawingml/2006/picture">
+                <pic:pic>
+                  <pic:nvPicPr>
+                    <pic:cNvPr id="0" name="NMX-33_08_FUENTES.png"/>
+                    <pic:cNvPicPr/>
+                  </pic:nvPicPr>
+                  <pic:blipFill>
+                    <a:blip r:embed="rId12"/>
+                    <a:stretch>
+                      <a:fillRect/>
+                    </a:stretch>
+                  </pic:blipFill>
+                  <pic:spPr>
+                    <a:xfrm>
+                      <a:off x="0" y="0"/>
+                      <a:ext cx="5580000" cy="4311818"/>
+                    </a:xfrm>
+                    <a:prstGeom prst="rect"/>
+                  </pic:spPr>
+                </pic:pic>
+              </a:graphicData>
+            </a:graphic>
+          </wp:inline>
+        </w:drawing>
+      </w:r>
+    </w:p>
+    <w:p>
+      <w:pPr>
+        <w:spacing w:before="0" w:after="160"/>
+        <w:jc w:val="center"/>
+      </w:pPr>
+      <w:r>
+        <w:rPr>
+          <w:rFonts w:ascii="Calibri" w:hAnsi="Calibri"/>
+          <w:b/>
+          <w:color w:val="45565E"/>
+          <w:sz w:val="17"/>
+        </w:rPr>
+        <w:t>Figura 3. Fuentes y trazabilidad.</w:t>
+      </w:r>
+    </w:p>
     <w:tbl>
       <w:tblPr>
         <w:tblW w:type="auto" w:w="0"/>
@@ -3590,32 +3758,73 @@
     </w:p>
     <w:p>
       <w:pPr>
-        <w:spacing w:before="40" w:after="40" w:line="276" w:lineRule="auto"/>
+        <w:keepNext/>
+        <w:spacing w:before="120" w:after="20"/>
+        <w:jc w:val="center"/>
+      </w:pPr>
+      <w:r>
+        <w:drawing>
+          <wp:inline xmlns:a="http://schemas.openxmlformats.org/drawingml/2006/main" xmlns:pic="http://schemas.openxmlformats.org/drawingml/2006/picture">
+            <wp:extent cx="5580000" cy="4311818"/>
+            <wp:docPr id="4" name="Picture 4"/>
+            <wp:cNvGraphicFramePr>
+              <a:graphicFrameLocks noChangeAspect="1"/>
+            </wp:cNvGraphicFramePr>
+            <a:graphic>
+              <a:graphicData uri="http://schemas.openxmlformats.org/drawingml/2006/picture">
+                <pic:pic>
+                  <pic:nvPicPr>
+                    <pic:cNvPr id="0" name="NMX-33_01_INICIO_02.png"/>
+                    <pic:cNvPicPr/>
+                  </pic:nvPicPr>
+                  <pic:blipFill>
+                    <a:blip r:embed="rId13"/>
+                    <a:stretch>
+                      <a:fillRect/>
+                    </a:stretch>
+                  </pic:blipFill>
+                  <pic:spPr>
+                    <a:xfrm>
+                      <a:off x="0" y="0"/>
+                      <a:ext cx="5580000" cy="4311818"/>
+                    </a:xfrm>
+                    <a:prstGeom prst="rect"/>
+                  </pic:spPr>
+                </pic:pic>
+              </a:graphicData>
+            </a:graphic>
+          </wp:inline>
+        </w:drawing>
+      </w:r>
+    </w:p>
+    <w:p>
+      <w:pPr>
+        <w:spacing w:before="0" w:after="160"/>
+        <w:jc w:val="center"/>
       </w:pPr>
       <w:r>
         <w:rPr>
           <w:rFonts w:ascii="Calibri" w:hAnsi="Calibri"/>
           <w:b/>
-          <w:i w:val="0"/>
-          <w:color w:val="C08A2B"/>
-          <w:sz w:val="20"/>
+          <w:color w:val="45565E"/>
+          <w:sz w:val="17"/>
         </w:rPr>
-        <w:t>CAPTURA_NO_GENERADA_POR_LIMITACIÓN_DEL_ENTORNO.</w:t>
+        <w:t>Figura 4. Vista inicial (hoja INICIO).</w:t>
       </w:r>
     </w:p>
     <w:p>
       <w:pPr>
-        <w:spacing w:before="40" w:after="80" w:line="276" w:lineRule="auto"/>
+        <w:spacing w:after="120"/>
+        <w:jc w:val="center"/>
       </w:pPr>
       <w:r>
         <w:rPr>
           <w:rFonts w:ascii="Calibri" w:hAnsi="Calibri"/>
-          <w:b w:val="0"/>
-          <w:i w:val="0"/>
+          <w:i/>
           <w:color w:val="45565E"/>
-          <w:sz w:val="19"/>
+          <w:sz w:val="15"/>
         </w:rPr>
-        <w:t>El entorno de generación de este portafolio no renderiza de forma fiel el archivo XLSX original, por lo que no se incluyen capturas simuladas. Las hojas reales del libro pueden abrirse en Microsoft Excel según la compatibilidad indicada.</w:t>
+        <w:t>Captura real del archivo Excel NUTRIMETRÍA correspondiente al producto.</w:t>
       </w:r>
     </w:p>
     <w:tbl>
